--- a/downloads/teacher/04 Units/Unit 07 - Capstone - Launch Career Readiness and FACS Shark Tank/Lesson 07.04 - How to Talk About Yourself in an Interview.docx
+++ b/downloads/teacher/04 Units/Unit 07 - Capstone - Launch Career Readiness and FACS Shark Tank/Lesson 07.04 - How to Talk About Yourself in an Interview.docx
@@ -281,11 +281,17 @@
       <w:r>
         <w:t xml:space="preserve">By the end of this lesson, students will be able to:</w:t>
       </w:r>
-      <w:r>
-        <w:t xml:space="preserve"> </w:t>
-      </w:r>
-      <w:r>
-        <w:t xml:space="preserve">1. (Low) Name the three parts of a</w:t>
+    </w:p>
+    <w:p>
+      <w:pPr>
+        <w:numPr>
+          <w:ilvl w:val="0"/>
+          <w:numId w:val="1002"/>
+        </w:numPr>
+        <w:pStyle w:val="Compact"/>
+      </w:pPr>
+      <w:r>
+        <w:t xml:space="preserve">(Low) Name the three parts of a</w:t>
       </w:r>
       <w:r>
         <w:t xml:space="preserve"> </w:t>
@@ -305,11 +311,17 @@
       <w:r>
         <w:t xml:space="preserve">answer (who you are, what you are good at, why you fit) and state what each letter of STAR stands for.</w:t>
       </w:r>
-      <w:r>
-        <w:t xml:space="preserve"> </w:t>
-      </w:r>
-      <w:r>
-        <w:t xml:space="preserve">2. (Mid) Given a pretend job, write a three-part</w:t>
+    </w:p>
+    <w:p>
+      <w:pPr>
+        <w:numPr>
+          <w:ilvl w:val="0"/>
+          <w:numId w:val="1002"/>
+        </w:numPr>
+        <w:pStyle w:val="Compact"/>
+      </w:pPr>
+      <w:r>
+        <w:t xml:space="preserve">(Mid) Given a pretend job, write a three-part</w:t>
       </w:r>
       <w:r>
         <w:t xml:space="preserve"> </w:t>
@@ -329,11 +341,17 @@
       <w:r>
         <w:t xml:space="preserve">answer that has all three parts and connects at least one skill directly to that job.</w:t>
       </w:r>
-      <w:r>
-        <w:t xml:space="preserve"> </w:t>
-      </w:r>
-      <w:r>
-        <w:t xml:space="preserve">3. (High) Evaluate two classmates’ answers against the three-part frame, name which part is missing or weakest in each, then outline one STAR story from this school year with all four parts filled.</w:t>
+    </w:p>
+    <w:p>
+      <w:pPr>
+        <w:numPr>
+          <w:ilvl w:val="0"/>
+          <w:numId w:val="1002"/>
+        </w:numPr>
+        <w:pStyle w:val="Compact"/>
+      </w:pPr>
+      <w:r>
+        <w:t xml:space="preserve">(High) Evaluate two classmates’ answers against the three-part frame, name which part is missing or weakest in each, then outline one STAR story from this school year with all four parts filled.</w:t>
       </w:r>
     </w:p>
     <w:p>
@@ -386,7 +404,7 @@
       <w:pPr>
         <w:numPr>
           <w:ilvl w:val="0"/>
-          <w:numId w:val="1002"/>
+          <w:numId w:val="1003"/>
         </w:numPr>
         <w:pStyle w:val="Compact"/>
       </w:pPr>
@@ -404,7 +422,7 @@
       <w:pPr>
         <w:numPr>
           <w:ilvl w:val="0"/>
-          <w:numId w:val="1002"/>
+          <w:numId w:val="1003"/>
         </w:numPr>
         <w:pStyle w:val="Compact"/>
       </w:pPr>
@@ -434,7 +452,7 @@
       <w:pPr>
         <w:numPr>
           <w:ilvl w:val="0"/>
-          <w:numId w:val="1002"/>
+          <w:numId w:val="1003"/>
         </w:numPr>
         <w:pStyle w:val="Compact"/>
       </w:pPr>
@@ -446,7 +464,7 @@
       <w:pPr>
         <w:numPr>
           <w:ilvl w:val="0"/>
-          <w:numId w:val="1002"/>
+          <w:numId w:val="1003"/>
         </w:numPr>
         <w:pStyle w:val="Compact"/>
       </w:pPr>
@@ -458,7 +476,7 @@
       <w:pPr>
         <w:numPr>
           <w:ilvl w:val="0"/>
-          <w:numId w:val="1002"/>
+          <w:numId w:val="1003"/>
         </w:numPr>
         <w:pStyle w:val="Compact"/>
       </w:pPr>
@@ -479,7 +497,7 @@
       <w:pPr>
         <w:numPr>
           <w:ilvl w:val="0"/>
-          <w:numId w:val="1002"/>
+          <w:numId w:val="1003"/>
         </w:numPr>
         <w:pStyle w:val="Compact"/>
       </w:pPr>
@@ -491,7 +509,7 @@
       <w:pPr>
         <w:numPr>
           <w:ilvl w:val="0"/>
-          <w:numId w:val="1002"/>
+          <w:numId w:val="1003"/>
         </w:numPr>
         <w:pStyle w:val="Compact"/>
       </w:pPr>
@@ -518,7 +536,7 @@
       <w:pPr>
         <w:numPr>
           <w:ilvl w:val="0"/>
-          <w:numId w:val="1002"/>
+          <w:numId w:val="1003"/>
         </w:numPr>
         <w:pStyle w:val="Compact"/>
       </w:pPr>
@@ -1072,17 +1090,29 @@
       <w:r>
         <w:t xml:space="preserve">Monitor understanding:</w:t>
       </w:r>
-      <w:r>
-        <w:t xml:space="preserve"> </w:t>
-      </w:r>
-      <w:r>
-        <w:t xml:space="preserve">- What qualities did we put on the anchor chart? Which one came up most?</w:t>
-      </w:r>
-      <w:r>
-        <w:t xml:space="preserve"> </w:t>
-      </w:r>
-      <w:r>
-        <w:t xml:space="preserve">- What are the three parts of a strong</w:t>
+    </w:p>
+    <w:p>
+      <w:pPr>
+        <w:numPr>
+          <w:ilvl w:val="0"/>
+          <w:numId w:val="1004"/>
+        </w:numPr>
+        <w:pStyle w:val="Compact"/>
+      </w:pPr>
+      <w:r>
+        <w:t xml:space="preserve">What qualities did we put on the anchor chart? Which one came up most?</w:t>
+      </w:r>
+    </w:p>
+    <w:p>
+      <w:pPr>
+        <w:numPr>
+          <w:ilvl w:val="0"/>
+          <w:numId w:val="1004"/>
+        </w:numPr>
+        <w:pStyle w:val="Compact"/>
+      </w:pPr>
+      <w:r>
+        <w:t xml:space="preserve">What are the three parts of a strong</w:t>
       </w:r>
       <w:r>
         <w:t xml:space="preserve"> </w:t>
@@ -1102,61 +1132,109 @@
       <w:r>
         <w:t xml:space="preserve">answer?</w:t>
       </w:r>
-      <w:r>
-        <w:t xml:space="preserve"> </w:t>
-      </w:r>
-      <w:r>
-        <w:t xml:space="preserve">- In this answer, which part is missing: who you are, what you are good at, or why you fit?</w:t>
-      </w:r>
-      <w:r>
-        <w:t xml:space="preserve"> </w:t>
-      </w:r>
-      <w:r>
-        <w:t xml:space="preserve">- Why does part two have to name something you can prove?</w:t>
-      </w:r>
-      <w:r>
-        <w:t xml:space="preserve"> </w:t>
-      </w:r>
-      <w:r>
-        <w:t xml:space="preserve">- What does each letter of STAR stand for? In my story, where was the Action? Where was the Result?</w:t>
-      </w:r>
-    </w:p>
-    <w:p>
-      <w:pPr>
-        <w:pStyle w:val="BodyText"/>
+    </w:p>
+    <w:p>
+      <w:pPr>
+        <w:numPr>
+          <w:ilvl w:val="0"/>
+          <w:numId w:val="1004"/>
+        </w:numPr>
+        <w:pStyle w:val="Compact"/>
+      </w:pPr>
+      <w:r>
+        <w:t xml:space="preserve">In this answer, which part is missing: who you are, what you are good at, or why you fit?</w:t>
+      </w:r>
+    </w:p>
+    <w:p>
+      <w:pPr>
+        <w:numPr>
+          <w:ilvl w:val="0"/>
+          <w:numId w:val="1004"/>
+        </w:numPr>
+        <w:pStyle w:val="Compact"/>
+      </w:pPr>
+      <w:r>
+        <w:t xml:space="preserve">Why does part two have to name something you can prove?</w:t>
+      </w:r>
+    </w:p>
+    <w:p>
+      <w:pPr>
+        <w:numPr>
+          <w:ilvl w:val="0"/>
+          <w:numId w:val="1004"/>
+        </w:numPr>
+        <w:pStyle w:val="Compact"/>
+      </w:pPr>
+      <w:r>
+        <w:t xml:space="preserve">What does each letter of STAR stand for? In my story, where was the Action? Where was the Result?</w:t>
+      </w:r>
+    </w:p>
+    <w:p>
+      <w:pPr>
+        <w:pStyle w:val="FirstParagraph"/>
       </w:pPr>
       <w:r>
         <w:t xml:space="preserve">Deepen learning:</w:t>
       </w:r>
-      <w:r>
-        <w:t xml:space="preserve"> </w:t>
-      </w:r>
-      <w:r>
-        <w:t xml:space="preserve">- Why might two people with exactly the same experience get different results from the same interview?</w:t>
-      </w:r>
-      <w:r>
-        <w:t xml:space="preserve"> </w:t>
-      </w:r>
-      <w:r>
-        <w:t xml:space="preserve">- Why do employers want a structured answer instead of a yes or a no?</w:t>
-      </w:r>
-      <w:r>
-        <w:t xml:space="preserve"> </w:t>
-      </w:r>
-      <w:r>
-        <w:t xml:space="preserve">- Your STAR story is about something that went wrong. Why would an employer rather hear that than a story where everything worked?</w:t>
-      </w:r>
-      <w:r>
-        <w:t xml:space="preserve"> </w:t>
-      </w:r>
-      <w:r>
-        <w:t xml:space="preserve">- Which of the four things from yesterday (composure, communication, problem solving, adaptability) does a STAR story prove? Can it prove more than one?</w:t>
-      </w:r>
-      <w:r>
-        <w:t xml:space="preserve"> </w:t>
-      </w:r>
-      <w:r>
-        <w:t xml:space="preserve">- How does practicing this change what you can earn later? Say the connection in one sentence.</w:t>
+    </w:p>
+    <w:p>
+      <w:pPr>
+        <w:numPr>
+          <w:ilvl w:val="0"/>
+          <w:numId w:val="1005"/>
+        </w:numPr>
+        <w:pStyle w:val="Compact"/>
+      </w:pPr>
+      <w:r>
+        <w:t xml:space="preserve">Why might two people with exactly the same experience get different results from the same interview?</w:t>
+      </w:r>
+    </w:p>
+    <w:p>
+      <w:pPr>
+        <w:numPr>
+          <w:ilvl w:val="0"/>
+          <w:numId w:val="1005"/>
+        </w:numPr>
+        <w:pStyle w:val="Compact"/>
+      </w:pPr>
+      <w:r>
+        <w:t xml:space="preserve">Why do employers want a structured answer instead of a yes or a no?</w:t>
+      </w:r>
+    </w:p>
+    <w:p>
+      <w:pPr>
+        <w:numPr>
+          <w:ilvl w:val="0"/>
+          <w:numId w:val="1005"/>
+        </w:numPr>
+        <w:pStyle w:val="Compact"/>
+      </w:pPr>
+      <w:r>
+        <w:t xml:space="preserve">Your STAR story is about something that went wrong. Why would an employer rather hear that than a story where everything worked?</w:t>
+      </w:r>
+    </w:p>
+    <w:p>
+      <w:pPr>
+        <w:numPr>
+          <w:ilvl w:val="0"/>
+          <w:numId w:val="1005"/>
+        </w:numPr>
+        <w:pStyle w:val="Compact"/>
+      </w:pPr>
+      <w:r>
+        <w:t xml:space="preserve">Which of the four things from yesterday (composure, communication, problem solving, adaptability) does a STAR story prove? Can it prove more than one?</w:t>
+      </w:r>
+    </w:p>
+    <w:p>
+      <w:pPr>
+        <w:numPr>
+          <w:ilvl w:val="0"/>
+          <w:numId w:val="1005"/>
+        </w:numPr>
+        <w:pStyle w:val="Compact"/>
+      </w:pPr>
+      <w:r>
+        <w:t xml:space="preserve">How does practicing this change what you can earn later? Say the connection in one sentence.</w:t>
       </w:r>
     </w:p>
     <w:p>
@@ -1378,7 +1456,7 @@
       <w:pPr>
         <w:numPr>
           <w:ilvl w:val="0"/>
-          <w:numId w:val="1003"/>
+          <w:numId w:val="1006"/>
         </w:numPr>
         <w:pStyle w:val="Compact"/>
       </w:pPr>
@@ -1527,7 +1605,7 @@
       <w:pPr>
         <w:numPr>
           <w:ilvl w:val="0"/>
-          <w:numId w:val="1003"/>
+          <w:numId w:val="1006"/>
         </w:numPr>
         <w:pStyle w:val="Compact"/>
       </w:pPr>
@@ -1539,7 +1617,7 @@
       <w:pPr>
         <w:numPr>
           <w:ilvl w:val="0"/>
-          <w:numId w:val="1003"/>
+          <w:numId w:val="1006"/>
         </w:numPr>
         <w:pStyle w:val="Compact"/>
       </w:pPr>
@@ -1569,7 +1647,7 @@
       <w:pPr>
         <w:numPr>
           <w:ilvl w:val="0"/>
-          <w:numId w:val="1003"/>
+          <w:numId w:val="1006"/>
         </w:numPr>
         <w:pStyle w:val="Compact"/>
       </w:pPr>
@@ -1581,7 +1659,7 @@
       <w:pPr>
         <w:numPr>
           <w:ilvl w:val="0"/>
-          <w:numId w:val="1003"/>
+          <w:numId w:val="1006"/>
         </w:numPr>
         <w:pStyle w:val="Compact"/>
       </w:pPr>
@@ -1593,7 +1671,7 @@
       <w:pPr>
         <w:numPr>
           <w:ilvl w:val="0"/>
-          <w:numId w:val="1003"/>
+          <w:numId w:val="1006"/>
         </w:numPr>
         <w:pStyle w:val="Compact"/>
       </w:pPr>
@@ -1950,7 +2028,7 @@
       <w:pPr>
         <w:numPr>
           <w:ilvl w:val="0"/>
-          <w:numId w:val="1004"/>
+          <w:numId w:val="1007"/>
         </w:numPr>
         <w:pStyle w:val="Compact"/>
       </w:pPr>
@@ -1962,7 +2040,7 @@
       <w:pPr>
         <w:numPr>
           <w:ilvl w:val="0"/>
-          <w:numId w:val="1004"/>
+          <w:numId w:val="1007"/>
         </w:numPr>
         <w:pStyle w:val="Compact"/>
       </w:pPr>
@@ -1974,7 +2052,7 @@
       <w:pPr>
         <w:numPr>
           <w:ilvl w:val="0"/>
-          <w:numId w:val="1004"/>
+          <w:numId w:val="1007"/>
         </w:numPr>
         <w:pStyle w:val="Compact"/>
       </w:pPr>
@@ -2007,7 +2085,7 @@
       <w:pPr>
         <w:numPr>
           <w:ilvl w:val="0"/>
-          <w:numId w:val="1004"/>
+          <w:numId w:val="1007"/>
         </w:numPr>
         <w:pStyle w:val="Compact"/>
       </w:pPr>
@@ -2019,7 +2097,7 @@
       <w:pPr>
         <w:numPr>
           <w:ilvl w:val="0"/>
-          <w:numId w:val="1004"/>
+          <w:numId w:val="1007"/>
         </w:numPr>
         <w:pStyle w:val="Compact"/>
       </w:pPr>
@@ -2067,7 +2145,7 @@
       <w:pPr>
         <w:numPr>
           <w:ilvl w:val="0"/>
-          <w:numId w:val="1004"/>
+          <w:numId w:val="1007"/>
         </w:numPr>
         <w:pStyle w:val="Compact"/>
       </w:pPr>
@@ -2107,7 +2185,7 @@
       <w:pPr>
         <w:numPr>
           <w:ilvl w:val="0"/>
-          <w:numId w:val="1005"/>
+          <w:numId w:val="1008"/>
         </w:numPr>
         <w:pStyle w:val="Compact"/>
       </w:pPr>
@@ -2119,7 +2197,7 @@
       <w:pPr>
         <w:numPr>
           <w:ilvl w:val="0"/>
-          <w:numId w:val="1005"/>
+          <w:numId w:val="1008"/>
         </w:numPr>
         <w:pStyle w:val="Compact"/>
       </w:pPr>
@@ -2131,7 +2209,7 @@
       <w:pPr>
         <w:numPr>
           <w:ilvl w:val="0"/>
-          <w:numId w:val="1005"/>
+          <w:numId w:val="1008"/>
         </w:numPr>
         <w:pStyle w:val="Compact"/>
       </w:pPr>
@@ -2197,7 +2275,7 @@
       <w:pPr>
         <w:numPr>
           <w:ilvl w:val="0"/>
-          <w:numId w:val="1005"/>
+          <w:numId w:val="1008"/>
         </w:numPr>
         <w:pStyle w:val="Compact"/>
       </w:pPr>
@@ -2227,7 +2305,7 @@
       <w:pPr>
         <w:numPr>
           <w:ilvl w:val="0"/>
-          <w:numId w:val="1005"/>
+          <w:numId w:val="1008"/>
         </w:numPr>
         <w:pStyle w:val="Compact"/>
       </w:pPr>
@@ -2269,7 +2347,7 @@
       <w:pPr>
         <w:numPr>
           <w:ilvl w:val="0"/>
-          <w:numId w:val="1005"/>
+          <w:numId w:val="1008"/>
         </w:numPr>
         <w:pStyle w:val="Compact"/>
       </w:pPr>
@@ -2281,7 +2359,7 @@
       <w:pPr>
         <w:numPr>
           <w:ilvl w:val="0"/>
-          <w:numId w:val="1005"/>
+          <w:numId w:val="1008"/>
         </w:numPr>
         <w:pStyle w:val="Compact"/>
       </w:pPr>
@@ -2302,7 +2380,7 @@
       <w:pPr>
         <w:numPr>
           <w:ilvl w:val="0"/>
-          <w:numId w:val="1005"/>
+          <w:numId w:val="1008"/>
         </w:numPr>
         <w:pStyle w:val="Compact"/>
       </w:pPr>
@@ -2595,6 +2673,118 @@
       </w:pPr>
     </w:lvl>
   </w:abstractNum>
+  <w:abstractNum w:abstractNumId="99411">
+    <w:nsid w:val="71315dca"/>
+    <w:multiLevelType w:val="multilevel"/>
+    <w:lvl w:ilvl="0">
+      <w:start w:val="1"/>
+      <w:numFmt w:val="decimal"/>
+      <w:lvlText w:val="%1."/>
+      <w:lvlJc w:val="left"/>
+      <w:pPr>
+        <w:tabs>
+          <w:tab w:val="num" w:pos="0"/>
+        </w:tabs>
+        <w:ind w:left="480" w:hanging="480"/>
+      </w:pPr>
+    </w:lvl>
+    <w:lvl w:ilvl="1">
+      <w:start w:val="1"/>
+      <w:numFmt w:val="decimal"/>
+      <w:lvlText w:val="%2."/>
+      <w:lvlJc w:val="left"/>
+      <w:pPr>
+        <w:tabs>
+          <w:tab w:val="num" w:pos="720"/>
+        </w:tabs>
+        <w:ind w:left="1200" w:hanging="480"/>
+      </w:pPr>
+    </w:lvl>
+    <w:lvl w:ilvl="2">
+      <w:start w:val="1"/>
+      <w:numFmt w:val="decimal"/>
+      <w:lvlText w:val="%3."/>
+      <w:lvlJc w:val="left"/>
+      <w:pPr>
+        <w:tabs>
+          <w:tab w:val="num" w:pos="1440"/>
+        </w:tabs>
+        <w:ind w:left="1920" w:hanging="480"/>
+      </w:pPr>
+    </w:lvl>
+    <w:lvl w:ilvl="3">
+      <w:start w:val="1"/>
+      <w:numFmt w:val="decimal"/>
+      <w:lvlText w:val="%4."/>
+      <w:lvlJc w:val="left"/>
+      <w:pPr>
+        <w:tabs>
+          <w:tab w:val="num" w:pos="2160"/>
+        </w:tabs>
+        <w:ind w:left="2640" w:hanging="480"/>
+      </w:pPr>
+    </w:lvl>
+    <w:lvl w:ilvl="4">
+      <w:start w:val="1"/>
+      <w:numFmt w:val="decimal"/>
+      <w:lvlText w:val="%5."/>
+      <w:lvlJc w:val="left"/>
+      <w:pPr>
+        <w:tabs>
+          <w:tab w:val="num" w:pos="2880"/>
+        </w:tabs>
+        <w:ind w:left="3360" w:hanging="480"/>
+      </w:pPr>
+    </w:lvl>
+    <w:lvl w:ilvl="5">
+      <w:start w:val="1"/>
+      <w:numFmt w:val="decimal"/>
+      <w:lvlText w:val="%6."/>
+      <w:lvlJc w:val="left"/>
+      <w:pPr>
+        <w:tabs>
+          <w:tab w:val="num" w:pos="3600"/>
+        </w:tabs>
+        <w:ind w:left="4080" w:hanging="480"/>
+      </w:pPr>
+    </w:lvl>
+    <w:lvl w:ilvl="6">
+      <w:start w:val="1"/>
+      <w:numFmt w:val="decimal"/>
+      <w:lvlText w:val="%7."/>
+      <w:lvlJc w:val="left"/>
+      <w:pPr>
+        <w:tabs>
+          <w:tab w:val="num" w:pos="4320"/>
+        </w:tabs>
+        <w:ind w:left="4800" w:hanging="480"/>
+      </w:pPr>
+    </w:lvl>
+    <w:lvl w:ilvl="7">
+      <w:start w:val="1"/>
+      <w:numFmt w:val="decimal"/>
+      <w:lvlText w:val="%8."/>
+      <w:lvlJc w:val="left"/>
+      <w:pPr>
+        <w:tabs>
+          <w:tab w:val="num" w:pos="5040"/>
+        </w:tabs>
+        <w:ind w:left="5520" w:hanging="480"/>
+      </w:pPr>
+    </w:lvl>
+    <w:lvl w:ilvl="8">
+      <w:start w:val="1"/>
+      <w:numFmt w:val="decimal"/>
+      <w:lvlText w:val="%9."/>
+      <w:lvlJc w:val="left"/>
+      <w:pPr>
+        <w:tabs>
+          <w:tab w:val="num" w:pos="5760"/>
+        </w:tabs>
+        <w:ind w:left="6240" w:hanging="480"/>
+      </w:pPr>
+    </w:lvl>
+  </w:abstractNum>
   <w:num w:numId="1000">
     <w:abstractNumId w:val="990"/>
   </w:num>
@@ -2602,7 +2792,34 @@
     <w:abstractNumId w:val="991"/>
   </w:num>
   <w:num w:numId="1002">
-    <w:abstractNumId w:val="991"/>
+    <w:abstractNumId w:val="99411"/>
+    <w:lvlOverride w:ilvl="0">
+      <w:startOverride w:val="1"/>
+    </w:lvlOverride>
+    <w:lvlOverride w:ilvl="1">
+      <w:startOverride w:val="1"/>
+    </w:lvlOverride>
+    <w:lvlOverride w:ilvl="2">
+      <w:startOverride w:val="1"/>
+    </w:lvlOverride>
+    <w:lvlOverride w:ilvl="3">
+      <w:startOverride w:val="1"/>
+    </w:lvlOverride>
+    <w:lvlOverride w:ilvl="4">
+      <w:startOverride w:val="1"/>
+    </w:lvlOverride>
+    <w:lvlOverride w:ilvl="5">
+      <w:startOverride w:val="1"/>
+    </w:lvlOverride>
+    <w:lvlOverride w:ilvl="6">
+      <w:startOverride w:val="1"/>
+    </w:lvlOverride>
+    <w:lvlOverride w:ilvl="7">
+      <w:startOverride w:val="1"/>
+    </w:lvlOverride>
+    <w:lvlOverride w:ilvl="8">
+      <w:startOverride w:val="1"/>
+    </w:lvlOverride>
   </w:num>
   <w:num w:numId="1003">
     <w:abstractNumId w:val="991"/>
@@ -2611,6 +2828,15 @@
     <w:abstractNumId w:val="991"/>
   </w:num>
   <w:num w:numId="1005">
+    <w:abstractNumId w:val="991"/>
+  </w:num>
+  <w:num w:numId="1006">
+    <w:abstractNumId w:val="991"/>
+  </w:num>
+  <w:num w:numId="1007">
+    <w:abstractNumId w:val="991"/>
+  </w:num>
+  <w:num w:numId="1008">
     <w:abstractNumId w:val="991"/>
   </w:num>
 </w:numbering>

--- a/downloads/teacher/04 Units/Unit 07 - Capstone - Launch Career Readiness and FACS Shark Tank/Lesson 07.04 - How to Talk About Yourself in an Interview.docx
+++ b/downloads/teacher/04 Units/Unit 07 - Capstone - Launch Career Readiness and FACS Shark Tank/Lesson 07.04 - How to Talk About Yourself in an Interview.docx
@@ -514,22 +514,7 @@
         <w:pStyle w:val="Compact"/>
       </w:pPr>
       <w:r>
-        <w:t xml:space="preserve">Slides:</w:t>
-      </w:r>
-      <w:r>
-        <w:t xml:space="preserve"> </w:t>
-      </w:r>
-      <w:r>
-        <w:rPr>
-          <w:rStyle w:val="VerbatimChar"/>
-        </w:rPr>
-        <w:t xml:space="preserve">Slides 07.03</w:t>
-      </w:r>
-      <w:r>
-        <w:t xml:space="preserve"> </w:t>
-      </w:r>
-      <w:r>
-        <w:t xml:space="preserve">self-score sheets from yesterday, in the folders</w:t>
+        <w:t xml:space="preserve">Lesson 7.3 self-score sheets from yesterday, in the folders</w:t>
       </w:r>
     </w:p>
     <w:p>
@@ -559,7 +544,7 @@
         <w:pStyle w:val="FirstParagraph"/>
       </w:pPr>
       <w:r>
-        <w:t xml:space="preserve">Four questions asked out loud in the first 90 seconds, taken from Sal’s own version of this lesson: if you owned a million-dollar company, what would you look for in the person you hire; what makes someone a strong candidate; what makes one candidate stand out from another; what do you personally have right now that would make somebody want to hire you. The fourth question is the diagnostic. Count how many students can name one thing about themselves without hedging. That number is the gap this lesson closes.</w:t>
+        <w:t xml:space="preserve">Four questions asked out loud in the first 90 seconds, taken from my own version of this lesson: if you owned a million-dollar company, what would you look for in the person you hire; what makes someone a strong candidate; what makes one candidate stand out from another; what do you personally have right now that would make somebody want to hire you. The fourth question is the diagnostic. Count how many students can name one thing about themselves without hedging. That number is the gap this lesson closes.</w:t>
       </w:r>
     </w:p>
     <w:p>
@@ -1312,7 +1297,7 @@
         <w:pStyle w:val="FirstParagraph"/>
       </w:pPr>
       <w:r>
-        <w:t xml:space="preserve">3-2-1 exit card, which is Sal’s own closure for this lesson and it stays:</w:t>
+        <w:t xml:space="preserve">3-2-1 exit card, which is my own closure for this lesson and it stays:</w:t>
       </w:r>
       <w:r>
         <w:t xml:space="preserve"> </w:t>
@@ -1365,7 +1350,7 @@
         <w:pStyle w:val="BodyText"/>
       </w:pPr>
       <w:r>
-        <w:t xml:space="preserve">Then the closing line, in Sal’s voice, said the same way every year:</w:t>
+        <w:t xml:space="preserve">Then the closing line, in my own voice, said the same way every year:</w:t>
       </w:r>
       <w:r>
         <w:t xml:space="preserve"> </w:t>
@@ -2004,15 +1989,6 @@
       <w:r>
         <w:t xml:space="preserve">Inside the building: the ELA teacher. NYS Next Generation ELA speaking and listening work at grade 8 asks students to present claims with relevant evidence and to adapt speech to context, which is exactly the three-part answer and the STAR story. FACS gives ELA a real audience and a real reason; ELA gives FACS the revision and evidence language students already have. Also the school counselor, who does mock interviews for high school applications and can reuse this frame. Community: any adult who hires, invited for Lesson 7.5 or for the Lesson 7.11 panel.</w:t>
       </w:r>
-      <w:r>
-        <w:t xml:space="preserve"> </w:t>
-      </w:r>
-      <w:r>
-        <w:rPr>
-          <w:rStyle w:val="TeacherNote"/>
-        </w:rPr>
-        <w:t xml:space="preserve">[Sal: this lesson is yours and was taught at Brentwood to grade 8. If your school wants to see one lesson of this course, this is a strong candidate.]</w:t>
-      </w:r>
     </w:p>
     <w:p>
       <w:pPr>
@@ -2071,15 +2047,6 @@
       <w:r>
         <w:t xml:space="preserve">.</w:t>
       </w:r>
-      <w:r>
-        <w:t xml:space="preserve"> </w:t>
-      </w:r>
-      <w:r>
-        <w:rPr>
-          <w:rStyle w:val="TeacherNote"/>
-        </w:rPr>
-        <w:t xml:space="preserve">[Sal: confirm against the NYSED PDFs.]</w:t>
-      </w:r>
     </w:p>
     <w:p>
       <w:pPr>
@@ -2102,7 +2069,7 @@
         <w:pStyle w:val="Compact"/>
       </w:pPr>
       <w:r>
-        <w:t xml:space="preserve">Sal’s own materials: his lesson</w:t>
+        <w:t xml:space="preserve">My own materials: my lesson</w:t>
       </w:r>
       <w:r>
         <w:t xml:space="preserve"> </w:t>
@@ -2138,7 +2105,7 @@
         <w:t xml:space="preserve"> </w:t>
       </w:r>
       <w:r>
-        <w:t xml:space="preserve">taught at Brentwood South to grade 8 and submitted at Queens College in April 2026 (FNES 538). The CEO hook, the anchor chart, the unstructured versus structured modeling, the three-part frame, the pizza shop and animal shelter scenarios, the STAR introduction, the 3-2-1 exit card, and the closing lines are his. Re-leveled here for grades 6 to 8 and rewritten for a real room; the original was demonstrated over video, which is why the original says students respond in the chat.</w:t>
+        <w:t xml:space="preserve">taught to grade 8. The CEO hook, the anchor chart, the unstructured versus structured modeling, the three-part frame, the pizza shop and animal shelter scenarios, the STAR introduction, the 3-2-1 exit card, and the closing lines are mine. Re-leveled here for grades 6 to 8 and rewritten for a real room; the original was demonstrated over video, which is why the original says students respond in the chat.</w:t>
       </w:r>
     </w:p>
     <w:p>
@@ -2202,7 +2169,7 @@
         <w:pStyle w:val="Compact"/>
       </w:pPr>
       <w:r>
-        <w:t xml:space="preserve">Sal’s original design note holds: the three-part frame is the floor and every student walks out with it; STAR is the ceiling for the students who are ready. Do not stop the class to accommodate either end, and do not make STAR feel like the real version and the three-part frame feel like the easy version.</w:t>
+        <w:t xml:space="preserve">My original design note holds: the three-part frame is the floor and every student walks out with it; STAR is the ceiling for the students who are ready. Do not stop the class to accommodate either end, and do not make STAR feel like the real version and the three-part frame feel like the easy version.</w:t>
       </w:r>
     </w:p>
     <w:p>
@@ -2352,7 +2319,7 @@
         <w:pStyle w:val="Compact"/>
       </w:pPr>
       <w:r>
-        <w:t xml:space="preserve">Sal’s closing lines are the emotional end of the lesson and they are the reason students come back willing to be interviewed the next day. Say them. Do not read them.</w:t>
+        <w:t xml:space="preserve">My closing lines are the emotional end of the lesson and they are the reason students come back willing to be interviewed the next day. Say them. Do not read them.</w:t>
       </w:r>
     </w:p>
     <w:p>
@@ -2365,15 +2332,6 @@
       </w:pPr>
       <w:r>
         <w:t xml:space="preserve">The pretend jobs work best when they are places students have actually been.</w:t>
-      </w:r>
-      <w:r>
-        <w:t xml:space="preserve"> </w:t>
-      </w:r>
-      <w:r>
-        <w:rPr>
-          <w:rStyle w:val="TeacherNote"/>
-        </w:rPr>
-        <w:t xml:space="preserve">[Sal: swap the pizza shop and the animal shelter for two real businesses within walking distance of your school. Use their real names only if you have permission; otherwise describe them.]</w:t>
       </w:r>
     </w:p>
     <w:p>
